--- a/example_articles/states/Iowa/5.states_Iowa_Other_publisher.docx
+++ b/example_articles/states/Iowa/5.states_Iowa_Other_publisher.docx
@@ -27,17 +27,17 @@
     </w:p>
     <w:p>
       <w:r>
-        <w:t>Source File: Other publishers/Files (500) (27).DOCX</w:t>
+        <w:t>Source file: Other publishers/Files (500) (27).DOCX</w:t>
       </w:r>
     </w:p>
     <w:p>
       <w:r>
-        <w:t>Raw locations result: ['Iowa']</w:t>
+        <w:t>Raw locations result, 'locations': ['Iowa']</w:t>
       </w:r>
     </w:p>
     <w:p>
       <w:r>
-        <w:t>states_stand_flat (Standardized): Iowa</w:t>
+        <w:t>Standardized locations result, 'states_stand_flat': Iowa</w:t>
       </w:r>
     </w:p>
     <w:p>

--- a/example_articles/states/Iowa/5.states_Iowa_Other_publisher.docx
+++ b/example_articles/states/Iowa/5.states_Iowa_Other_publisher.docx
@@ -7,7 +7,7 @@
         <w:pStyle w:val="Heading1"/>
       </w:pPr>
       <w:r>
-        <w:t>1899 IN PITTSBURG ENDED WITH BOOMS IN THE NIGHT</w:t>
+        <w:t>Forget Iowa; it's up to N.H., for now</w:t>
       </w:r>
     </w:p>
     <w:p>
@@ -17,17 +17,17 @@
     </w:p>
     <w:p>
       <w:r>
-        <w:t>Date: 2000-01-01</w:t>
+        <w:t>Date: 2000-01-26</w:t>
       </w:r>
     </w:p>
     <w:p>
       <w:r>
-        <w:t>Section: LOCAL,</w:t>
+        <w:t>Section: NEWS;</w:t>
       </w:r>
     </w:p>
     <w:p>
       <w:r>
-        <w:t>Source file: Other publishers/Files (500) (27).DOCX</w:t>
+        <w:t>Source file: Other publishers/Files (500) (25).DOCX</w:t>
       </w:r>
     </w:p>
     <w:p>
@@ -49,79 +49,175 @@
     </w:p>
     <w:p>
       <w:r>
-        <w:t>Pittsburgh welcomed the year 1900 with a bang three of them, to be more precise. It was, like so many other New Year's Eves, crackling cold, snowless, and for the struggling, ethnic classes of fin-de-siecle America, another day to work.</w:t>
+        <w:t>In presidential politics, no commodity is more dispensable than</w:t>
         <w:br/>
-        <w:t>Revelers set off firecrackers and a few rustics fired rifles and pistols into the air. Pittsburgh was spelled "Pittsburg" then by most, and the dawn of the 1900s was heralded by beer in saloons, debutante balls in homes of the moneyed classes, and auspicious sermons preached from every pulpit to pray that the good times and roaring economy would continue.</w:t>
+        <w:t>yesterday's voters. Fawned over and flattered for months by candidates</w:t>
         <w:br/>
-        <w:t>News accounts of the day from the city's leading papers reflected not only the gilding of the age but the workaday lives of those who melted metal but got little gold. Among them, a loud bang more often meant the end of time rather than the rounding of a new corner into the future.</w:t>
+        <w:t>and the press, they become as outmoded as a 1999 checkbook the</w:t>
         <w:br/>
-        <w:t>At an intersection in Squirrel Hill, a trio of Italian workmen were blasting their way through a hill to widen a road when they found their dynamite frozen in the 10-degree weather.</w:t>
+        <w:t>moment they register their choices. And when their electoral verdict</w:t>
         <w:br/>
-        <w:t>Someone came up with an idea.</w:t>
+        <w:t>contains no dizzying surprises, as was the case in Iowa on Monday</w:t>
         <w:br/>
-        <w:t>The New Year's Day edition of The Pittsburgh Post summed it up:</w:t>
+        <w:t>night, the campaign cavalcade moves on with nary a backward glance.</w:t>
         <w:br/>
-        <w:t>Quick Death For Two</w:t>
+        <w:t>Gone are the days when any victorious candidate coming out of</w:t>
         <w:br/>
-        <w:t>Italians boil Dynamite</w:t>
+        <w:t>Iowa had the temerity to claim, as a fellow named George Bush</w:t>
         <w:br/>
-        <w:t>And Fearful Results Follow</w:t>
+        <w:t>did in 1980, that he now possessed the "Big Mo." But without</w:t>
         <w:br/>
-        <w:t>On the South Side, a rush of cold water into a blast furnace at the Jones &amp; Laughlin plant set off a colossal boom. At least one workman was injured running from the scene but, said the business-minded Pittsburg Dispatch, "The principal damage consisted of loss in time."</w:t>
+        <w:t>overhyping the underattended caucuses, there is a reason to pause</w:t>
         <w:br/>
-        <w:t>In Knoxville, sewer gas ignited beneath the home of J.S. Young, sending a blast through 126 Rochelle St.</w:t>
+        <w:t>to savor the scene at a single precinct. The lingering charm of</w:t>
         <w:br/>
-        <w:t>"The family of Mr. Young had a miraculous escape from injury," the next day's Pittsburg Dispatch informed its readers.</w:t>
+        <w:t>the caucuses, for all the unrepresentative nature of the state</w:t>
         <w:br/>
-        <w:t>A sadder escape took place in a room at the Central Hotel when 18-year-old Frederick Edward Becker, accused of forging his aunt's signature to several checks, wrote out several letters.</w:t>
+        <w:t>and the process, lies in their unique ability to put human faces</w:t>
         <w:br/>
-        <w:t>"Please have these letters sent to where they are addressed as soon as possible and see that they are not opened, as they are a personal matter," Becker wrote, "and please have them sent at once and there will be someone to come and claim me. Otherwise I suppose none of my relatives will know of this sad ending."</w:t>
+        <w:t>on each candidate's supporters.</w:t>
         <w:br/>
-        <w:t>As a city detective knocked at the door of the hotel room with an arrest warrant, Becker shot himself in the head.</w:t>
+        <w:t>In Precinct 68 in Des Moines, a mixed-race, working-class neighborhood,</w:t>
         <w:br/>
-        <w:t>Elsewhere in the city, Jennie Long, a 60year-old woman from Fayette City, wandered into the No. 14 Engine Company on Neville Street bewildered and lost. She had come to visit her son, Russell, whom she thought lived somewhere on Neville. Befuddled by the sheer size and noise of the city, she gave up trying to find him and sought help in the midst of the clamor.</w:t>
+        <w:t>both parties caucused at Callanan Middle School, the Democrats</w:t>
         <w:br/>
-        <w:t>Indeed, as the new year arrived the winter air was festooned with the sound of clanging cowbells, occasional fireworks, and the general hullabaloo of people who knew something genuinely new was happening.</w:t>
+        <w:t>in the auditorium and the Republicans in a classroom. The results</w:t>
         <w:br/>
-        <w:t>Factory steam whistles went full blast, church bells chimed, and, according to one correspondent "young men yelled at the top of their voices. Something had to be done to give 1900 welcome."</w:t>
+        <w:t>were a reasonable statewide barometer, though Al Gore was somewhat</w:t>
         <w:br/>
-        <w:t>One thing that was done was worship.</w:t>
+        <w:t>weaker (edging Bill Bradley 80-63) and George W. Bush a bit stronger</w:t>
         <w:br/>
-        <w:t>Churches in the city and surrounding towns filled for special services marking the new era.</w:t>
+        <w:t>(defeating Steve Forbes 28-14, with Alan Keyes third with nine</w:t>
         <w:br/>
-        <w:t>At Bellefield Presbyterian Church, the Rev. Henry T. McClelland spoke on the topic "Prospects for a Good Year." He stressed religion, but also touched on finance, a subject that would terrify Americans in another three decades.</w:t>
+        <w:t>votes) than the final Iowa tallies.</w:t>
         <w:br/>
-        <w:t>"Now as to 1900," McClelland told congregants. "If reckless and infatuated men do not wreck the financial world upon the quicksands of stock speculation and the like, there is enough solid business in the country to make for us of 1900 another ' good year.' "</w:t>
+        <w:t>Before the orderly, punctual Republicans voted by paper ballot,</w:t>
         <w:br/>
-        <w:t>Already, many in Pittsburgh were feeling that prospect.</w:t>
+        <w:t>a few Precinct 68 residents volunteered to say a few words on</w:t>
         <w:br/>
-        <w:t>Andrew Carnegie, one of the richest men in the world and the father of the steel economy, wrote out a check for $ 10,000 for the library in Oakland that bore his name. Carnegie wanted his donation to be used to purchase journals and literature on technology.</w:t>
+        <w:t>behalf of their favorite candidate. Speaking for Bush was elderly</w:t>
         <w:br/>
-        <w:t>Nearby, the Carnegie Museum of Art closed its doors at 6 p.m. on its first international exhibition of art. More than 5,000 people had visited the show, destined to carry on through the century.</w:t>
+        <w:t>Herb Plambeck, a supporter of Vice President Bush in 1988, who</w:t>
         <w:br/>
-        <w:t>At the Thaw mansion on Ridge Avenue in what was still the City of Allegheny it would later be absorbed into Pittsburgh and become the North Side a parade of debutantes was presented to the rarefied world of industrial society.</w:t>
+        <w:t>regaled his neighbors with his thrill at receiving a surprise</w:t>
         <w:br/>
-        <w:t>Accounts of the day tell of teas and receptions at upper-class homes around the town.</w:t>
+        <w:t>10-minute phone call from Bush's son, the Texas governor, last</w:t>
         <w:br/>
-        <w:t>In working-class homes, there was cause to cheer, as well. With the new year came pay increases of 5 percent to 10 percent for 25,000 men working for the Carnegie Steel Co., Jones &amp; Laughlin, National Glass Co. and United States Glass Co.</w:t>
+        <w:t>year. Far more ideological was Keyes supporter Jason Tillotson,</w:t>
         <w:br/>
-        <w:t>Beginning Jan. 1, a laborer at Carnegie Steel would now earn $ 1.50 a day.</w:t>
+        <w:t>who spontaneously stood to declare, "I don't know if he can win,</w:t>
         <w:br/>
-        <w:t>How it was spent celebrating varied from home to home, but Pittsburgh bars did a land-office business and the most memorable event appears to have taken place at the saloon of A.E. Papsch at 323 Fifth Ave., when an uninvited guest wandered in and bit several patrons.</w:t>
+        <w:t>but I have to vote my conscience as Christian."</w:t>
         <w:br/>
-        <w:t>A large, black mongrel dog happened in during the afternoon festivities, stationed itself near the front door, and snapped at every visitor who entered.</w:t>
+        <w:t>The usually more voluble Democrats skipped the speeches and, following</w:t>
         <w:br/>
-        <w:t>Pittsburgh police Officer Thomas Paisley was summoned. He fired four shots into the dog which promptly sank its teeth into the officer's left wrist. Paisley batted the animal on the snout. It ran down the room to a spot where a young man, whose name is lost to history, was absorbed in watching a nickelodeon. The dog snapped at the young man's heels, he nonchalantly kicked it away.</w:t>
+        <w:t>their caucus rules, divided into Gore and Bradley clusters. The</w:t>
         <w:br/>
-        <w:t>Then the dog chomped down. The man shook himself free and ran into the street.</w:t>
+        <w:t>Gore supporters, about three-fourths of them white, tended to</w:t>
         <w:br/>
-        <w:t>The dog then ran into the barroom, and bit three people before bartender Charles Pierson grabbed a rake and beat the dog to death.</w:t>
+        <w:t>be either pushing retirement age or identifying themselves as</w:t>
         <w:br/>
-        <w:t>"Then," the account in The Dispatch said, "the excitement was over and everybody took a drink."</w:t>
+        <w:t>union members. The Bradley faction was noticeably younger, was</w:t>
         <w:br/>
-        <w:t>And welcomed the modern age.</w:t>
+        <w:t>overwhelmingly white and included a few crossover Republicans</w:t>
         <w:br/>
-        <w:t>NEW YEAR'S DAY 2000</w:t>
+        <w:t>and independents who became Democrats for a day to vote for the</w:t>
+        <w:br/>
+        <w:t>former New Jersey senator.</w:t>
+        <w:br/>
+        <w:t>For the next six days, though, the most powerful voters in the</w:t>
+        <w:br/>
+        <w:t>universe -- with the possible exception of the justices of the</w:t>
+        <w:br/>
+        <w:t>Supreme Court -- reside in New Hampshire. They are likely to suffer</w:t>
+        <w:br/>
+        <w:t>from stimulus overload in the face of televised debates in both</w:t>
+        <w:br/>
+        <w:t>parties tonight, the president's State of the Union address Thursday</w:t>
+        <w:br/>
+        <w:t>and, for the eccentric handful not totally fixated on politics,</w:t>
+        <w:br/>
+        <w:t>Super Bowl weekend.</w:t>
+        <w:br/>
+        <w:t>The Republican contest pivots on a single question: Will Bush</w:t>
+        <w:br/>
+        <w:t>be brutally dethroned by left-and-right pincer movements by John</w:t>
+        <w:br/>
+        <w:t>McCain and Forbes? If Bush stresses his "compassionate conservative"</w:t>
+        <w:br/>
+        <w:t>side to try to win over McCain-leaning moderates, he risks losing</w:t>
+        <w:br/>
+        <w:t>his entire right flank to an energized Forbes. But vying with</w:t>
+        <w:br/>
+        <w:t>Forbes for the conservative faithful carries with it the danger</w:t>
+        <w:br/>
+        <w:t>of ceding the race to McCain, who already has a healthy lead in</w:t>
+        <w:br/>
+        <w:t>New Hampshire polls.</w:t>
+        <w:br/>
+        <w:t>In a sense, the closest model to what's happening to the Texas</w:t>
+        <w:br/>
+        <w:t>governor is the mostly forgotten 1968 GOP convention. Richard</w:t>
+        <w:br/>
+        <w:t>Nixon was the odds-on establishment favorite, the Bush of his</w:t>
+        <w:br/>
+        <w:t>day. But his convention majority almost fell apart when California</w:t>
+        <w:br/>
+        <w:t>Gov. Ronald Reagan, mobilizing disaffected conservatives, joined</w:t>
+        <w:br/>
+        <w:t>a de facto alliance with liberal New York Gov. Nelson Rockefeller.</w:t>
+        <w:br/>
+        <w:t>As for the Democrats, this is the week when Bill Clinton's legacy</w:t>
+        <w:br/>
+        <w:t>is on the line. Not only will the president dominate the airwaves</w:t>
+        <w:br/>
+        <w:t>with the State of the Union, but he also is implicitly the villain</w:t>
+        <w:br/>
+        <w:t>of a Bradley commercial running in New Hampshire. In the spot,</w:t>
+        <w:br/>
+        <w:t>Niki Tsongas, the widow of 1992 primary victor Paul Tsongas, says,</w:t>
+        <w:br/>
+        <w:t>"What disappoints me now is, just as with Paul, Bill's record</w:t>
+        <w:br/>
+        <w:t>is being distorted."</w:t>
+        <w:br/>
+        <w:t>In truth, the earnest Tsongas was brutalized by Clinton attack</w:t>
+        <w:br/>
+        <w:t>ads that quickly snuffed out his candidacy after he was crowned</w:t>
+        <w:br/>
+        <w:t>king of New Hampshire. But Gore, on the sidelines in the Senate,</w:t>
+        <w:br/>
+        <w:t>had nothing to do with them, other than belated guilt by association.</w:t>
+        <w:br/>
+        <w:t>For the moment, Bradley, who has lost his luster in Granite State</w:t>
+        <w:br/>
+        <w:t>polls, faces a difficult tactical decision. Nebraska Sen. Bob</w:t>
+        <w:br/>
+        <w:t>Kerrey, one of his most energetic supporters, went out of his</w:t>
+        <w:br/>
+        <w:t>way in a warm-up speech for Bradley in Ames, Iowa, on Monday to</w:t>
+        <w:br/>
+        <w:t>link the vice president to the fund-raising scandals that so badly</w:t>
+        <w:br/>
+        <w:t>tarred the 1996 Clinton-Gore campaign. It is a potent weapon,</w:t>
+        <w:br/>
+        <w:t>certain to be resurrected by the Republicans if Gore is the nominee,</w:t>
+        <w:br/>
+        <w:t>but it also is an issue that has the potential to undermine Bradley's</w:t>
+        <w:br/>
+        <w:t>high-road rejection of the "rat-tat-tat" of confrontational</w:t>
+        <w:br/>
+        <w:t>politics.</w:t>
+        <w:br/>
+        <w:t>Even though New Hampshire voters have a proven distaste for negative</w:t>
+        <w:br/>
+        <w:t>campaigning, these are the moments when politics becomes a blood</w:t>
+        <w:br/>
+        <w:t>sport. With the stakes so high in both parties, the trick for</w:t>
+        <w:br/>
+        <w:t>the candidates will be to maintain a smile-button veneer while</w:t>
+        <w:br/>
+        <w:t>going for the jugular.</w:t>
       </w:r>
     </w:p>
     <w:sectPr>

--- a/example_articles/states/Iowa/5.states_Iowa_Other_publisher.docx
+++ b/example_articles/states/Iowa/5.states_Iowa_Other_publisher.docx
@@ -7,7 +7,7 @@
         <w:pStyle w:val="Heading1"/>
       </w:pPr>
       <w:r>
-        <w:t>Forget Iowa; it's up to N.H., for now</w:t>
+        <w:t>Walmart voters give Trump a lift; Opposing minimum wage hike hasn 't hurt working-class appeal</w:t>
       </w:r>
     </w:p>
     <w:p>
@@ -17,17 +17,17 @@
     </w:p>
     <w:p>
       <w:r>
-        <w:t>Date: 2000-01-26</w:t>
+        <w:t>Date: 2015-11-22</w:t>
       </w:r>
     </w:p>
     <w:p>
       <w:r>
-        <w:t>Section: NEWS;</w:t>
+        <w:t>Section: USA TODAY; Pg. Z4</w:t>
       </w:r>
     </w:p>
     <w:p>
       <w:r>
-        <w:t>Source file: Other publishers/Files (500) (25).DOCX</w:t>
+        <w:t>Source file: Other publishers/Files (500) (5).DOCX</w:t>
       </w:r>
     </w:p>
     <w:p>
@@ -49,175 +49,51 @@
     </w:p>
     <w:p>
       <w:r>
-        <w:t>In presidential politics, no commodity is more dispensable than</w:t>
+        <w:t>GRIMES, IOWA Walmart voters like Donald Trump, even if he does think their wages are too high.</w:t>
         <w:br/>
-        <w:t>yesterday's voters. Fawned over and flattered for months by candidates</w:t>
+        <w:t xml:space="preserve">The appeal of Trump, who has rocketed to the top of GOP polls with fiery populist rhetoric, seems to have little relationship to specifics of his economic platform. It's rooted, instead, in his brash style and anti-immigration message. </w:t>
         <w:br/>
-        <w:t>and the press, they become as outmoded as a 1999 checkbook the</w:t>
+        <w:t xml:space="preserve">In a dozen interviews with likely Iowa voters  a number of them conducted in a Walmart parking lot outside Des Moines  many pointed to his general leadership attributes, including a tell-it-like-it-is style and business acumen. Some cited his anti-immigration position and none mentioned his stance against raising the $7.25-per-hour federal minimum wage. </w:t>
         <w:br/>
-        <w:t>moment they register their choices. And when their electoral verdict</w:t>
+        <w:t xml:space="preserve">Barb Harkins, a registered Democrat whose grandchildren earn the federal minimum wage, is among those who plan to vote for the real estate billionaire, despite her passion about the need to raise wages. </w:t>
         <w:br/>
-        <w:t>contains no dizzying surprises, as was the case in Iowa on Monday</w:t>
+        <w:t xml:space="preserve">"A lot of people, they can't make it. People with little kids, they're working two or three jobs just to pay the rent and pay groceries," said Harkins. "It should go up," she said of the minimum wage, citing the impact on her children and grandchildren. </w:t>
         <w:br/>
-        <w:t>night, the campaign cavalcade moves on with nary a backward glance.</w:t>
+        <w:t xml:space="preserve">Trump has rocketed to the top of the GOP field with a message that speaks to the economic angst of white working-class voters, including his vow to deport millions of undocumented workers and to bring jobs back from lower-cost overseas locations. </w:t>
         <w:br/>
-        <w:t>Gone are the days when any victorious candidate coming out of</w:t>
+        <w:t xml:space="preserve">According to a recent Marist poll, 34% of Republicans and Republican-leaning independents earning less than $50,000 a year support Trump, the highest by far of any GOP candidate. </w:t>
         <w:br/>
-        <w:t>Iowa had the temerity to claim, as a fellow named George Bush</w:t>
+        <w:t xml:space="preserve">Yet in a Nov. 10 debate in Milwaukee, Trump went beyond opposing an increase in the hourly rate, arguing that wages are too high and that U.S. workers just "have to work really hard" to elevate themselves. It's the first major policy pronouncement putting him at odds with the economic interests of his base. </w:t>
         <w:br/>
-        <w:t>did in 1980, that he now possessed the "Big Mo." But without</w:t>
+        <w:t xml:space="preserve">Even to some GOP strategists and economists, his tone and message were a mistake. In a Sunday Washington Times opinion piece, Stephen Moore, who works on economic policy with the Tea Party-aligned Freedom Works, wrote: "Does Mr. Trump even fathom how hopelessly out of touch and callous this makes him sound?" </w:t>
         <w:br/>
-        <w:t>overhyping the underattended caucuses, there is a reason to pause</w:t>
+        <w:t xml:space="preserve">The good news for Trump is that many of his voters didn't seem to be paying attention, or didn't mind. His style and message on immigration seem to be paramount to his supporters. </w:t>
         <w:br/>
-        <w:t>to savor the scene at a single precinct. The lingering charm of</w:t>
+        <w:t xml:space="preserve">"He's not a politician," 60-year-old Harkins said as she loaded her car Saturday at the Walmart. </w:t>
         <w:br/>
-        <w:t>the caucuses, for all the unrepresentative nature of the state</w:t>
+        <w:t xml:space="preserve">"He doesn't take crap from anybody," said Chad Stiver, a 39-year-old electrician. </w:t>
         <w:br/>
-        <w:t>and the process, lies in their unique ability to put human faces</w:t>
+        <w:t xml:space="preserve">The question for Trump is whether his style and message are enough to keep these voters behind him for the long haul at a time when voters across the political spectrum are looking for solutions to address wage stagnation. </w:t>
         <w:br/>
-        <w:t>on each candidate's supporters.</w:t>
+        <w:t xml:space="preserve">For a few years, a polling team has been conducting focus groups of Walmart moms. In their most recent report, released Nov. 5, they found that while previous groups have highlighted "jobs" as the major concern, the spotlight is now on the "rising cost of living," which is squeezing their household budgets and keeping them up at night. </w:t>
         <w:br/>
-        <w:t>In Precinct 68 in Des Moines, a mixed-race, working-class neighborhood,</w:t>
+        <w:t xml:space="preserve">An immediate boost for the lowest-earning workers seems to speak directly to these concerns. Yet, for these voters, "the style piece is crucial," said Margie Omero, the report's Democratic pollster. "They see Trump as somebody who is unafraid to take on whoever  his party, the media, his opponents, foreign leaders," she said. </w:t>
         <w:br/>
-        <w:t>both parties caucused at Callanan Middle School, the Democrats</w:t>
+        <w:t xml:space="preserve">A lot of Trump's appeal can be explained by the simplicity of his message, said Jared Bernstein, a senior fellow at the Center on Budget and Policy Priorities, a left-leaning policy group. </w:t>
         <w:br/>
-        <w:t>in the auditorium and the Republicans in a classroom. The results</w:t>
+        <w:t xml:space="preserve">In a recent Iowa CNN poll, 49% of Republicans said Trump would do the best job handling the economy. No other GOP candidate cracks 10%. Among those who hadn't attended college, 36% would vote for Trump. By contrast, former Florida governor Jeb Bush gets 3%. </w:t>
         <w:br/>
-        <w:t>were a reasonable statewide barometer, though Al Gore was somewhat</w:t>
+        <w:t xml:space="preserve">When told of his position on the minimum wage, some Trump fans dismissed it. Trump has "working-class" appeal, said Randy Nicholson, a 61-year-old retired carpenter. "That's part of why I like him." </w:t>
         <w:br/>
-        <w:t>weaker (edging Bill Bradley 80-63) and George W. Bush a bit stronger</w:t>
+        <w:t>As for Harkins, she said it probably won't affect her vote, even though she wanted more information on why he's against it. "Look what he's done with his business," she said.</w:t>
         <w:br/>
-        <w:t>(defeating Steve Forbes 28-14, with Alan Keyes third with nine</w:t>
         <w:br/>
-        <w:t>votes) than the final Iowa tallies.</w:t>
+        <w:t>Graphic</w:t>
         <w:br/>
-        <w:t>Before the orderly, punctual Republicans voted by paper ballot,</w:t>
         <w:br/>
-        <w:t>a few Precinct 68 residents volunteered to say a few words on</w:t>
+        <w:t xml:space="preserve"> </w:t>
         <w:br/>
-        <w:t>behalf of their favorite candidate. Speaking for Bush was elderly</w:t>
-        <w:br/>
-        <w:t>Herb Plambeck, a supporter of Vice President Bush in 1988, who</w:t>
-        <w:br/>
-        <w:t>regaled his neighbors with his thrill at receiving a surprise</w:t>
-        <w:br/>
-        <w:t>10-minute phone call from Bush's son, the Texas governor, last</w:t>
-        <w:br/>
-        <w:t>year. Far more ideological was Keyes supporter Jason Tillotson,</w:t>
-        <w:br/>
-        <w:t>who spontaneously stood to declare, "I don't know if he can win,</w:t>
-        <w:br/>
-        <w:t>but I have to vote my conscience as Christian."</w:t>
-        <w:br/>
-        <w:t>The usually more voluble Democrats skipped the speeches and, following</w:t>
-        <w:br/>
-        <w:t>their caucus rules, divided into Gore and Bradley clusters. The</w:t>
-        <w:br/>
-        <w:t>Gore supporters, about three-fourths of them white, tended to</w:t>
-        <w:br/>
-        <w:t>be either pushing retirement age or identifying themselves as</w:t>
-        <w:br/>
-        <w:t>union members. The Bradley faction was noticeably younger, was</w:t>
-        <w:br/>
-        <w:t>overwhelmingly white and included a few crossover Republicans</w:t>
-        <w:br/>
-        <w:t>and independents who became Democrats for a day to vote for the</w:t>
-        <w:br/>
-        <w:t>former New Jersey senator.</w:t>
-        <w:br/>
-        <w:t>For the next six days, though, the most powerful voters in the</w:t>
-        <w:br/>
-        <w:t>universe -- with the possible exception of the justices of the</w:t>
-        <w:br/>
-        <w:t>Supreme Court -- reside in New Hampshire. They are likely to suffer</w:t>
-        <w:br/>
-        <w:t>from stimulus overload in the face of televised debates in both</w:t>
-        <w:br/>
-        <w:t>parties tonight, the president's State of the Union address Thursday</w:t>
-        <w:br/>
-        <w:t>and, for the eccentric handful not totally fixated on politics,</w:t>
-        <w:br/>
-        <w:t>Super Bowl weekend.</w:t>
-        <w:br/>
-        <w:t>The Republican contest pivots on a single question: Will Bush</w:t>
-        <w:br/>
-        <w:t>be brutally dethroned by left-and-right pincer movements by John</w:t>
-        <w:br/>
-        <w:t>McCain and Forbes? If Bush stresses his "compassionate conservative"</w:t>
-        <w:br/>
-        <w:t>side to try to win over McCain-leaning moderates, he risks losing</w:t>
-        <w:br/>
-        <w:t>his entire right flank to an energized Forbes. But vying with</w:t>
-        <w:br/>
-        <w:t>Forbes for the conservative faithful carries with it the danger</w:t>
-        <w:br/>
-        <w:t>of ceding the race to McCain, who already has a healthy lead in</w:t>
-        <w:br/>
-        <w:t>New Hampshire polls.</w:t>
-        <w:br/>
-        <w:t>In a sense, the closest model to what's happening to the Texas</w:t>
-        <w:br/>
-        <w:t>governor is the mostly forgotten 1968 GOP convention. Richard</w:t>
-        <w:br/>
-        <w:t>Nixon was the odds-on establishment favorite, the Bush of his</w:t>
-        <w:br/>
-        <w:t>day. But his convention majority almost fell apart when California</w:t>
-        <w:br/>
-        <w:t>Gov. Ronald Reagan, mobilizing disaffected conservatives, joined</w:t>
-        <w:br/>
-        <w:t>a de facto alliance with liberal New York Gov. Nelson Rockefeller.</w:t>
-        <w:br/>
-        <w:t>As for the Democrats, this is the week when Bill Clinton's legacy</w:t>
-        <w:br/>
-        <w:t>is on the line. Not only will the president dominate the airwaves</w:t>
-        <w:br/>
-        <w:t>with the State of the Union, but he also is implicitly the villain</w:t>
-        <w:br/>
-        <w:t>of a Bradley commercial running in New Hampshire. In the spot,</w:t>
-        <w:br/>
-        <w:t>Niki Tsongas, the widow of 1992 primary victor Paul Tsongas, says,</w:t>
-        <w:br/>
-        <w:t>"What disappoints me now is, just as with Paul, Bill's record</w:t>
-        <w:br/>
-        <w:t>is being distorted."</w:t>
-        <w:br/>
-        <w:t>In truth, the earnest Tsongas was brutalized by Clinton attack</w:t>
-        <w:br/>
-        <w:t>ads that quickly snuffed out his candidacy after he was crowned</w:t>
-        <w:br/>
-        <w:t>king of New Hampshire. But Gore, on the sidelines in the Senate,</w:t>
-        <w:br/>
-        <w:t>had nothing to do with them, other than belated guilt by association.</w:t>
-        <w:br/>
-        <w:t>For the moment, Bradley, who has lost his luster in Granite State</w:t>
-        <w:br/>
-        <w:t>polls, faces a difficult tactical decision. Nebraska Sen. Bob</w:t>
-        <w:br/>
-        <w:t>Kerrey, one of his most energetic supporters, went out of his</w:t>
-        <w:br/>
-        <w:t>way in a warm-up speech for Bradley in Ames, Iowa, on Monday to</w:t>
-        <w:br/>
-        <w:t>link the vice president to the fund-raising scandals that so badly</w:t>
-        <w:br/>
-        <w:t>tarred the 1996 Clinton-Gore campaign. It is a potent weapon,</w:t>
-        <w:br/>
-        <w:t>certain to be resurrected by the Republicans if Gore is the nominee,</w:t>
-        <w:br/>
-        <w:t>but it also is an issue that has the potential to undermine Bradley's</w:t>
-        <w:br/>
-        <w:t>high-road rejection of the "rat-tat-tat" of confrontational</w:t>
-        <w:br/>
-        <w:t>politics.</w:t>
-        <w:br/>
-        <w:t>Even though New Hampshire voters have a proven distaste for negative</w:t>
-        <w:br/>
-        <w:t>campaigning, these are the moments when politics becomes a blood</w:t>
-        <w:br/>
-        <w:t>sport. With the stakes so high in both parties, the trick for</w:t>
-        <w:br/>
-        <w:t>the candidates will be to maintain a smile-button veneer while</w:t>
-        <w:br/>
-        <w:t>going for the jugular.</w:t>
+        <w:t>SARA D. DAVIS, GETTY IMAGES"&gt;Donald Trump's populist rhetoric and general . leadership attributes are what appeal to his supporters.</w:t>
       </w:r>
     </w:p>
     <w:sectPr>
